--- a/templates/docx/apostille_template.docx
+++ b/templates/docx/apostille_template.docx
@@ -1595,31 +1595,14 @@
               </w:rPr>
               <w:t xml:space="preserve">-код, либо перейдя по ссылке: </w:t>
             </w:r>
-            <w:hyperlink r:id="rId8" w:history="1">
-              <w:proofErr w:type="spellStart"/>
-              <w:proofErr w:type="spellEnd"/>
-              <w:proofErr w:type="spellStart"/>
-              <w:proofErr w:type="spellEnd"/>
-              <w:proofErr w:type="spellStart"/>
-              <w:proofErr w:type="spellEnd"/>
-              <w:proofErr w:type="spellStart"/>
-              <w:proofErr w:type="spellEnd"/>
-              <w:proofErr w:type="spellStart"/>
-              <w:proofErr w:type="spellEnd"/>
-              <w:proofErr w:type="spellStart"/>
-              <w:proofErr w:type="spellEnd"/>
-              <w:proofErr w:type="spellStart"/>
-              <w:proofErr w:type="spellEnd"/>
-              <w:r>
-                <w:rPr>
-                  <w:rStyle w:val="ab"/>
-                  <w:b/>
-                  <w:sz w:val="19"/>
-                  <w:szCs w:val="19"/>
-                </w:rPr>
-                <w:t xml:space="preserve">https://minjust.gov.ru/ru/pages/apostil-ispf/?aposId={{ apostille.qr_apos_id }}</w:t>
-              </w:r>
-            </w:hyperlink>
+            <w:r>
+              <w:rPr>
+                <w:b/>
+                <w:sz w:val="19"/>
+                <w:szCs w:val="19"/>
+              </w:rPr>
+              <w:t xml:space="preserve">https://minjust.gov.ru/ru/pages/apostil-ispf/?aposId={{ apostille.qr_apos_id }}</w:t>
+            </w:r>
             <w:r>
               <w:rPr>
                 <w:b/>
@@ -2148,17 +2131,14 @@
         </w:rPr>
         <w:t xml:space="preserve">link: </w:t>
       </w:r>
-      <w:hyperlink r:id="rId9" w:history="1">
-        <w:r>
-          <w:rPr>
-            <w:rStyle w:val="ab"/>
-            <w:b/>
-            <w:sz w:val="19"/>
-            <w:szCs w:val="19"/>
-          </w:rPr>
-          <w:t xml:space="preserve">https://minjust.gov.ru/ru/pages/apostil-ispf/?aposId={{ apostille.qr_apos_id }}</w:t>
-        </w:r>
-      </w:hyperlink>
+      <w:r>
+        <w:rPr>
+          <w:b/>
+          <w:sz w:val="19"/>
+          <w:szCs w:val="19"/>
+        </w:rPr>
+        <w:t xml:space="preserve">https://minjust.gov.ru/ru/pages/apostil-ispf/?aposId={{ apostille.qr_apos_id }}</w:t>
+      </w:r>
     </w:p>
     <w:p>
       <w:pPr>
@@ -2966,17 +2946,14 @@
         </w:rPr>
         <w:t xml:space="preserve">: </w:t>
       </w:r>
-      <w:hyperlink r:id="rId10" w:history="1">
-        <w:r>
-          <w:rPr>
-            <w:rStyle w:val="ab"/>
-            <w:b/>
-            <w:sz w:val="19"/>
-            <w:szCs w:val="19"/>
-          </w:rPr>
-          <w:t xml:space="preserve">https://minjust.gov.ru/ru/pages/apostil-ispf/?aposId={{ apostille.qr_apos_id }}</w:t>
-        </w:r>
-      </w:hyperlink>
+      <w:r>
+        <w:rPr>
+          <w:b/>
+          <w:sz w:val="19"/>
+          <w:szCs w:val="19"/>
+        </w:rPr>
+        <w:t xml:space="preserve">https://minjust.gov.ru/ru/pages/apostil-ispf/?aposId={{ apostille.qr_apos_id }}</w:t>
+      </w:r>
     </w:p>
     <w:p>
       <w:pPr>
